--- a/SoluoPrint_CSCD602_Complete_Project_Documentation.docx
+++ b/SoluoPrint_CSCD602_Complete_Project_Documentation.docx
@@ -18,6 +18,16 @@
         <w:t>Complete Project Documentation</w:t>
         <w:br/>
         <w:t>SoluoPrint</w:t>
+      </w:r>
+    </w:p>
+    <w:p>
+      <w:r>
+        <w:br w:type="page"/>
+      </w:r>
+    </w:p>
+    <w:p>
+      <w:r>
+        <w:br w:type="page"/>
       </w:r>
     </w:p>
     <w:p>
@@ -764,7 +774,7 @@
                 <w:b w:val="0"/>
                 <w:sz w:val="24"/>
               </w:rPr>
-              <w:t>Configure SMS</w:t>
+              <w:t>Configure SMS/Email</w:t>
             </w:r>
           </w:p>
         </w:tc>
@@ -846,6 +856,53 @@
           </w:p>
         </w:tc>
       </w:tr>
+      <w:tr>
+        <w:tc>
+          <w:tcPr>
+            <w:tcW w:type="dxa" w:w="2880"/>
+          </w:tcPr>
+          <w:p>
+            <w:r>
+              <w:rPr>
+                <w:rFonts w:ascii="Times New Roman" w:hAnsi="Times New Roman"/>
+                <w:b w:val="0"/>
+                <w:sz w:val="24"/>
+              </w:rPr>
+              <w:t>Customer Portal Logins</w:t>
+            </w:r>
+          </w:p>
+        </w:tc>
+        <w:tc>
+          <w:tcPr>
+            <w:tcW w:type="dxa" w:w="2880"/>
+          </w:tcPr>
+          <w:p>
+            <w:r>
+              <w:rPr>
+                <w:rFonts w:ascii="Times New Roman" w:hAnsi="Times New Roman"/>
+                <w:b w:val="0"/>
+                <w:sz w:val="24"/>
+              </w:rPr>
+              <w:t>Average (3-7 trans)</w:t>
+            </w:r>
+          </w:p>
+        </w:tc>
+        <w:tc>
+          <w:tcPr>
+            <w:tcW w:type="dxa" w:w="2880"/>
+          </w:tcPr>
+          <w:p>
+            <w:r>
+              <w:rPr>
+                <w:rFonts w:ascii="Times New Roman" w:hAnsi="Times New Roman"/>
+                <w:b w:val="0"/>
+                <w:sz w:val="24"/>
+              </w:rPr>
+              <w:t>10</w:t>
+            </w:r>
+          </w:p>
+        </w:tc>
+      </w:tr>
     </w:tbl>
     <w:p/>
     <w:p>
@@ -858,7 +915,7 @@
           <w:b w:val="0"/>
           <w:sz w:val="24"/>
         </w:rPr>
-        <w:t>Total UUCW: 35</w:t>
+        <w:t>Total UUCW: 45</w:t>
       </w:r>
     </w:p>
     <w:p>
@@ -1008,7 +1065,7 @@
                 <w:b w:val="0"/>
                 <w:sz w:val="24"/>
               </w:rPr>
-              <w:t>Simple (SMS Receiver)</w:t>
+              <w:t>Complex (GUI Web Portal)</w:t>
             </w:r>
           </w:p>
         </w:tc>
@@ -1023,7 +1080,7 @@
                 <w:b w:val="0"/>
                 <w:sz w:val="24"/>
               </w:rPr>
-              <w:t>1</w:t>
+              <w:t>3</w:t>
             </w:r>
           </w:p>
         </w:tc>
@@ -1040,7 +1097,7 @@
           <w:b w:val="0"/>
           <w:sz w:val="24"/>
         </w:rPr>
-        <w:t>Total UAW: 4</w:t>
+        <w:t>Total UAW: 6</w:t>
       </w:r>
     </w:p>
     <w:p>
@@ -1053,7 +1110,7 @@
           <w:b w:val="0"/>
           <w:sz w:val="24"/>
         </w:rPr>
-        <w:t>Unadjusted Use Case Points (UUCP) = UUCW + UAW = 39</w:t>
+        <w:t>Unadjusted Use Case Points (UUCP) = UUCW + UAW = 51</w:t>
       </w:r>
     </w:p>
     <w:p>
@@ -1081,7 +1138,7 @@
           <w:b w:val="0"/>
           <w:sz w:val="24"/>
         </w:rPr>
-        <w:t>Technical Complexity Factor (TCF) estimated at 1.05 (Distributed System, Web App).</w:t>
+        <w:t>Technical Complexity Factor (TCF) estimated at 1.05 (Distributed System, React Web App, Supabase Edge Functions).</w:t>
       </w:r>
     </w:p>
     <w:p>
@@ -1107,7 +1164,7 @@
           <w:b w:val="0"/>
           <w:sz w:val="24"/>
         </w:rPr>
-        <w:t>UCP = UUCP x TCF x ECF = 39 x 1.05 x 0.95 = 38.9</w:t>
+        <w:t>UCP = UUCP x TCF x ECF = 51 x 1.05 x 0.95 = 50.87</w:t>
       </w:r>
     </w:p>
     <w:p>
@@ -1148,7 +1205,7 @@
           <w:b w:val="0"/>
           <w:sz w:val="24"/>
         </w:rPr>
-        <w:t>Total Estimated Effort = 38.9 x 20 = 778 man-hours.</w:t>
+        <w:t>Total Estimated Effort = 50.87 x 20 = 1017 man-hours.</w:t>
       </w:r>
     </w:p>
     <w:sectPr>
@@ -1182,7 +1239,7 @@
           <w:b w:val="0"/>
           <w:sz w:val="24"/>
         </w:rPr>
-        <w:t>Manual testing was executed on critical user journeys.</w:t>
+        <w:t>Manual testing was executed on critical user journeys, fulfilling the QA requirement of the project.</w:t>
       </w:r>
     </w:p>
     <w:tbl>
@@ -1316,7 +1373,7 @@
                 <w:b w:val="0"/>
                 <w:sz w:val="24"/>
               </w:rPr>
-              <w:t>System prevents login natively via Supabase auth (Fixed in Step 0).</w:t>
+              <w:t>System prevents login natively via Supabase auth.</w:t>
             </w:r>
           </w:p>
         </w:tc>
@@ -1348,7 +1405,7 @@
                 <w:b w:val="0"/>
                 <w:sz w:val="24"/>
               </w:rPr>
-              <w:t>Login with valid credentials</w:t>
+              <w:t>Login with valid Admin credentials</w:t>
             </w:r>
           </w:p>
         </w:tc>
@@ -1378,7 +1435,7 @@
                 <w:b w:val="0"/>
                 <w:sz w:val="24"/>
               </w:rPr>
-              <w:t>Dashboard loads within 2 seconds.</w:t>
+              <w:t>Dashboard loads within 2 seconds. User: pborngreatmensah@gmail.com</w:t>
             </w:r>
           </w:p>
         </w:tc>
@@ -1395,7 +1452,69 @@
                 <w:b w:val="0"/>
                 <w:sz w:val="24"/>
               </w:rPr>
-              <w:t>TC3: Create Job</w:t>
+              <w:t>TC3: Customer Portal Login</w:t>
+            </w:r>
+          </w:p>
+        </w:tc>
+        <w:tc>
+          <w:tcPr>
+            <w:tcW w:type="dxa" w:w="2160"/>
+          </w:tcPr>
+          <w:p>
+            <w:r>
+              <w:rPr>
+                <w:rFonts w:ascii="Times New Roman" w:hAnsi="Times New Roman"/>
+                <w:b w:val="0"/>
+                <w:sz w:val="24"/>
+              </w:rPr>
+              <w:t>Login as Customer</w:t>
+            </w:r>
+          </w:p>
+        </w:tc>
+        <w:tc>
+          <w:tcPr>
+            <w:tcW w:type="dxa" w:w="2160"/>
+          </w:tcPr>
+          <w:p>
+            <w:r>
+              <w:rPr>
+                <w:rFonts w:ascii="Times New Roman" w:hAnsi="Times New Roman"/>
+                <w:b w:val="0"/>
+                <w:sz w:val="24"/>
+              </w:rPr>
+              <w:t>Pass</w:t>
+            </w:r>
+          </w:p>
+        </w:tc>
+        <w:tc>
+          <w:tcPr>
+            <w:tcW w:type="dxa" w:w="2160"/>
+          </w:tcPr>
+          <w:p>
+            <w:r>
+              <w:rPr>
+                <w:rFonts w:ascii="Times New Roman" w:hAnsi="Times New Roman"/>
+                <w:b w:val="0"/>
+                <w:sz w:val="24"/>
+              </w:rPr>
+              <w:t>Validates against custom customers table. Loads customer job history.</w:t>
+            </w:r>
+          </w:p>
+        </w:tc>
+      </w:tr>
+      <w:tr>
+        <w:tc>
+          <w:tcPr>
+            <w:tcW w:type="dxa" w:w="2160"/>
+          </w:tcPr>
+          <w:p>
+            <w:r>
+              <w:rPr>
+                <w:rFonts w:ascii="Times New Roman" w:hAnsi="Times New Roman"/>
+                <w:b w:val="0"/>
+                <w:sz w:val="24"/>
+              </w:rPr>
+              <w:t>TC4: Create Job</w:t>
             </w:r>
           </w:p>
         </w:tc>
@@ -1457,7 +1576,69 @@
                 <w:b w:val="0"/>
                 <w:sz w:val="24"/>
               </w:rPr>
-              <w:t>TC4: Record Payment</w:t>
+              <w:t>TC5: File Upload via API</w:t>
+            </w:r>
+          </w:p>
+        </w:tc>
+        <w:tc>
+          <w:tcPr>
+            <w:tcW w:type="dxa" w:w="2160"/>
+          </w:tcPr>
+          <w:p>
+            <w:r>
+              <w:rPr>
+                <w:rFonts w:ascii="Times New Roman" w:hAnsi="Times New Roman"/>
+                <w:b w:val="0"/>
+                <w:sz w:val="24"/>
+              </w:rPr>
+              <w:t>Upload job images via PHP API</w:t>
+            </w:r>
+          </w:p>
+        </w:tc>
+        <w:tc>
+          <w:tcPr>
+            <w:tcW w:type="dxa" w:w="2160"/>
+          </w:tcPr>
+          <w:p>
+            <w:r>
+              <w:rPr>
+                <w:rFonts w:ascii="Times New Roman" w:hAnsi="Times New Roman"/>
+                <w:b w:val="0"/>
+                <w:sz w:val="24"/>
+              </w:rPr>
+              <w:t>Pass</w:t>
+            </w:r>
+          </w:p>
+        </w:tc>
+        <w:tc>
+          <w:tcPr>
+            <w:tcW w:type="dxa" w:w="2160"/>
+          </w:tcPr>
+          <w:p>
+            <w:r>
+              <w:rPr>
+                <w:rFonts w:ascii="Times New Roman" w:hAnsi="Times New Roman"/>
+                <w:b w:val="0"/>
+                <w:sz w:val="24"/>
+              </w:rPr>
+              <w:t>Image uploads to /api/upload.php successfully handled and compressed.</w:t>
+            </w:r>
+          </w:p>
+        </w:tc>
+      </w:tr>
+      <w:tr>
+        <w:tc>
+          <w:tcPr>
+            <w:tcW w:type="dxa" w:w="2160"/>
+          </w:tcPr>
+          <w:p>
+            <w:r>
+              <w:rPr>
+                <w:rFonts w:ascii="Times New Roman" w:hAnsi="Times New Roman"/>
+                <w:b w:val="0"/>
+                <w:sz w:val="24"/>
+              </w:rPr>
+              <w:t>TC6: Record Payment</w:t>
             </w:r>
           </w:p>
         </w:tc>
@@ -1519,7 +1700,7 @@
                 <w:b w:val="0"/>
                 <w:sz w:val="24"/>
               </w:rPr>
-              <w:t>TC5: SMS Notification</w:t>
+              <w:t>TC7: SMS Notification</w:t>
             </w:r>
           </w:p>
         </w:tc>
@@ -1564,7 +1745,69 @@
                 <w:b w:val="0"/>
                 <w:sz w:val="24"/>
               </w:rPr>
-              <w:t>Format strictly matches: 'Hello [Name], your payment of... Powered by: Soluotech'. (Fixed in Step 0).</w:t>
+              <w:t>Format strictly matches: 'Hello [Name], your payment of... Powered by: Soluotech'.</w:t>
+            </w:r>
+          </w:p>
+        </w:tc>
+      </w:tr>
+      <w:tr>
+        <w:tc>
+          <w:tcPr>
+            <w:tcW w:type="dxa" w:w="2160"/>
+          </w:tcPr>
+          <w:p>
+            <w:r>
+              <w:rPr>
+                <w:rFonts w:ascii="Times New Roman" w:hAnsi="Times New Roman"/>
+                <w:b w:val="0"/>
+                <w:sz w:val="24"/>
+              </w:rPr>
+              <w:t>TC8: Email Notification</w:t>
+            </w:r>
+          </w:p>
+        </w:tc>
+        <w:tc>
+          <w:tcPr>
+            <w:tcW w:type="dxa" w:w="2160"/>
+          </w:tcPr>
+          <w:p>
+            <w:r>
+              <w:rPr>
+                <w:rFonts w:ascii="Times New Roman" w:hAnsi="Times New Roman"/>
+                <w:b w:val="0"/>
+                <w:sz w:val="24"/>
+              </w:rPr>
+              <w:t>Verify SMTP Emails via Namecheap</w:t>
+            </w:r>
+          </w:p>
+        </w:tc>
+        <w:tc>
+          <w:tcPr>
+            <w:tcW w:type="dxa" w:w="2160"/>
+          </w:tcPr>
+          <w:p>
+            <w:r>
+              <w:rPr>
+                <w:rFonts w:ascii="Times New Roman" w:hAnsi="Times New Roman"/>
+                <w:b w:val="0"/>
+                <w:sz w:val="24"/>
+              </w:rPr>
+              <w:t>Pass</w:t>
+            </w:r>
+          </w:p>
+        </w:tc>
+        <w:tc>
+          <w:tcPr>
+            <w:tcW w:type="dxa" w:w="2160"/>
+          </w:tcPr>
+          <w:p>
+            <w:r>
+              <w:rPr>
+                <w:rFonts w:ascii="Times New Roman" w:hAnsi="Times New Roman"/>
+                <w:b w:val="0"/>
+                <w:sz w:val="24"/>
+              </w:rPr>
+              <w:t>Mail delivered using notify@soluotech.com securely over port 465.</w:t>
             </w:r>
           </w:p>
         </w:tc>
@@ -1769,7 +2012,7 @@
                 <w:b w:val="0"/>
                 <w:sz w:val="24"/>
               </w:rPr>
-              <w:t>Critical (Fixed in Step 0)</w:t>
+              <w:t>Critical (Fixed by Supabase Auth)</w:t>
             </w:r>
           </w:p>
         </w:tc>
@@ -1801,7 +2044,7 @@
                 <w:b w:val="0"/>
                 <w:sz w:val="24"/>
               </w:rPr>
-              <w:t>Missing Automated Tests</w:t>
+              <w:t>Missing Automated E2E Tests</w:t>
             </w:r>
           </w:p>
         </w:tc>
@@ -1816,7 +2059,7 @@
                 <w:b w:val="0"/>
                 <w:sz w:val="24"/>
               </w:rPr>
-              <w:t>Time constraints</w:t>
+              <w:t>48-hour Time constraints</w:t>
             </w:r>
           </w:p>
         </w:tc>
@@ -1955,7 +2198,7 @@
                 <w:b w:val="0"/>
                 <w:sz w:val="24"/>
               </w:rPr>
-              <w:t>Hardcoded Values</w:t>
+              <w:t>Tightly Coupled Payment API</w:t>
             </w:r>
           </w:p>
         </w:tc>
@@ -1970,7 +2213,7 @@
                 <w:b w:val="0"/>
                 <w:sz w:val="24"/>
               </w:rPr>
-              <w:t>Currency symbols partially hardcoded</w:t>
+              <w:t>Payment Integrations (Hubtel/Paystack) are hardcoded into components</w:t>
             </w:r>
           </w:p>
         </w:tc>
@@ -1985,7 +2228,7 @@
                 <w:b w:val="0"/>
                 <w:sz w:val="24"/>
               </w:rPr>
-              <w:t>Limited localization</w:t>
+              <w:t>Limited extensibility</w:t>
             </w:r>
           </w:p>
         </w:tc>
@@ -2000,7 +2243,7 @@
                 <w:b w:val="0"/>
                 <w:sz w:val="24"/>
               </w:rPr>
-              <w:t>Low</w:t>
+              <w:t>Medium</w:t>
             </w:r>
           </w:p>
         </w:tc>
@@ -2032,7 +2275,7 @@
           <w:b w:val="0"/>
           <w:sz w:val="24"/>
         </w:rPr>
-        <w:t>Phase 1 (Immediate): TD1 (Auth) fixed by migrating to Supabase auth properly.</w:t>
+        <w:t>Phase 1 (Immediate): TD1 (Auth) fixed by migrating Admin to Supabase auth properly.</w:t>
       </w:r>
     </w:p>
     <w:p>
@@ -2045,7 +2288,7 @@
           <w:b w:val="0"/>
           <w:sz w:val="24"/>
         </w:rPr>
-        <w:t>Phase 2 (Short Term): Address TD3 by refactoring DashboardPage.jsx into smaller sub-components (RevenueChart, RecentJobs).</w:t>
+        <w:t>Phase 2 (Short Term): Address TD4 by creating a global generic PaymentGatewayService.js.</w:t>
       </w:r>
     </w:p>
     <w:p>
@@ -2058,9 +2301,1109 @@
           <w:b w:val="0"/>
           <w:sz w:val="24"/>
         </w:rPr>
-        <w:t>Phase 3 (Long Term): Implement Jest/React Testing Library for TD2.</w:t>
+        <w:t>Phase 3 (Medium Term): Address TD3 by refactoring DashboardPage.jsx into smaller sub-components (RevenueChart, RecentJobs).</w:t>
       </w:r>
     </w:p>
+    <w:p>
+      <w:pPr>
+        <w:spacing w:line="360" w:lineRule="auto" w:after="240"/>
+      </w:pPr>
+      <w:r>
+        <w:rPr>
+          <w:rFonts w:ascii="Times New Roman" w:hAnsi="Times New Roman"/>
+          <w:b w:val="0"/>
+          <w:sz w:val="24"/>
+        </w:rPr>
+        <w:t>Phase 4 (Long Term): Implement Jest/Playwright for TD2.</w:t>
+      </w:r>
+    </w:p>
+    <w:sectPr>
+      <w:pgSz w:w="12240" w:h="15840"/>
+      <w:pgMar w:top="1440" w:right="1800" w:bottom="1440" w:left="1800" w:header="720" w:footer="720" w:gutter="0"/>
+      <w:cols w:space="720"/>
+      <w:docGrid w:linePitch="360"/>
+    </w:sectPr>
+    <w:p>
+      <w:pPr>
+        <w:pStyle w:val="Heading1"/>
+        <w:spacing w:after="240"/>
+      </w:pPr>
+      <w:r>
+        <w:rPr>
+          <w:rFonts w:ascii="Times New Roman" w:hAnsi="Times New Roman"/>
+          <w:b/>
+          <w:color w:val="000000"/>
+          <w:sz w:val="32"/>
+        </w:rPr>
+        <w:t>User Manual &amp; UI Visual Evidence</w:t>
+      </w:r>
+    </w:p>
+    <w:p>
+      <w:pPr>
+        <w:spacing w:line="360" w:lineRule="auto" w:after="240"/>
+      </w:pPr>
+      <w:r>
+        <w:rPr>
+          <w:rFonts w:ascii="Times New Roman" w:hAnsi="Times New Roman"/>
+          <w:b w:val="0"/>
+          <w:sz w:val="24"/>
+        </w:rPr>
+        <w:t>This user manual comprehensively covers all SoluoPrint functionalities developed and evidenced during this examination.</w:t>
+      </w:r>
+    </w:p>
+    <w:p>
+      <w:pPr>
+        <w:pStyle w:val="Heading2"/>
+        <w:spacing w:after="240"/>
+      </w:pPr>
+      <w:r>
+        <w:rPr>
+          <w:rFonts w:ascii="Times New Roman" w:hAnsi="Times New Roman"/>
+          <w:b/>
+          <w:color w:val="000000"/>
+          <w:sz w:val="28"/>
+        </w:rPr>
+        <w:t>Admin Authentication</w:t>
+      </w:r>
+    </w:p>
+    <w:p>
+      <w:pPr>
+        <w:spacing w:line="360" w:lineRule="auto" w:after="240"/>
+      </w:pPr>
+      <w:r>
+        <w:rPr>
+          <w:rFonts w:ascii="Times New Roman" w:hAnsi="Times New Roman"/>
+          <w:b w:val="0"/>
+          <w:sz w:val="24"/>
+        </w:rPr>
+        <w:t>Admins log in using their email and password. Authentication is secured by Supabase Auth.</w:t>
+      </w:r>
+    </w:p>
+    <w:p>
+      <w:pPr>
+        <w:jc w:val="center"/>
+      </w:pPr>
+      <w:r>
+        <w:drawing>
+          <wp:inline xmlns:a="http://schemas.openxmlformats.org/drawingml/2006/main" xmlns:pic="http://schemas.openxmlformats.org/drawingml/2006/picture">
+            <wp:extent cx="5486400" cy="3429000"/>
+            <wp:docPr id="1" name="Picture 1"/>
+            <wp:cNvGraphicFramePr>
+              <a:graphicFrameLocks noChangeAspect="1"/>
+            </wp:cNvGraphicFramePr>
+            <a:graphic>
+              <a:graphicData uri="http://schemas.openxmlformats.org/drawingml/2006/picture">
+                <pic:pic>
+                  <pic:nvPicPr>
+                    <pic:cNvPr id="0" name="debug_login.png"/>
+                    <pic:cNvPicPr/>
+                  </pic:nvPicPr>
+                  <pic:blipFill>
+                    <a:blip r:embed="rId9"/>
+                    <a:stretch>
+                      <a:fillRect/>
+                    </a:stretch>
+                  </pic:blipFill>
+                  <pic:spPr>
+                    <a:xfrm>
+                      <a:off x="0" y="0"/>
+                      <a:ext cx="5486400" cy="3429000"/>
+                    </a:xfrm>
+                    <a:prstGeom prst="rect"/>
+                  </pic:spPr>
+                </pic:pic>
+              </a:graphicData>
+            </a:graphic>
+          </wp:inline>
+        </w:drawing>
+      </w:r>
+    </w:p>
+    <w:p>
+      <w:pPr>
+        <w:pStyle w:val="Heading2"/>
+        <w:spacing w:after="240"/>
+      </w:pPr>
+      <w:r>
+        <w:rPr>
+          <w:rFonts w:ascii="Times New Roman" w:hAnsi="Times New Roman"/>
+          <w:b/>
+          <w:color w:val="000000"/>
+          <w:sz w:val="28"/>
+        </w:rPr>
+        <w:t>Admin Dashboard</w:t>
+      </w:r>
+    </w:p>
+    <w:p>
+      <w:pPr>
+        <w:spacing w:line="360" w:lineRule="auto" w:after="240"/>
+      </w:pPr>
+      <w:r>
+        <w:rPr>
+          <w:rFonts w:ascii="Times New Roman" w:hAnsi="Times New Roman"/>
+          <w:b w:val="0"/>
+          <w:sz w:val="24"/>
+        </w:rPr>
+        <w:t>The central analytics hub showing Total Revenue, Total Debt, Job Status distributions, and Recent Transactions.</w:t>
+      </w:r>
+    </w:p>
+    <w:p>
+      <w:pPr>
+        <w:jc w:val="center"/>
+      </w:pPr>
+      <w:r>
+        <w:drawing>
+          <wp:inline xmlns:a="http://schemas.openxmlformats.org/drawingml/2006/main" xmlns:pic="http://schemas.openxmlformats.org/drawingml/2006/picture">
+            <wp:extent cx="5486400" cy="3429000"/>
+            <wp:docPr id="2" name="Picture 2"/>
+            <wp:cNvGraphicFramePr>
+              <a:graphicFrameLocks noChangeAspect="1"/>
+            </wp:cNvGraphicFramePr>
+            <a:graphic>
+              <a:graphicData uri="http://schemas.openxmlformats.org/drawingml/2006/picture">
+                <pic:pic>
+                  <pic:nvPicPr>
+                    <pic:cNvPr id="0" name="Admin_Dashboard.png"/>
+                    <pic:cNvPicPr/>
+                  </pic:nvPicPr>
+                  <pic:blipFill>
+                    <a:blip r:embed="rId10"/>
+                    <a:stretch>
+                      <a:fillRect/>
+                    </a:stretch>
+                  </pic:blipFill>
+                  <pic:spPr>
+                    <a:xfrm>
+                      <a:off x="0" y="0"/>
+                      <a:ext cx="5486400" cy="3429000"/>
+                    </a:xfrm>
+                    <a:prstGeom prst="rect"/>
+                  </pic:spPr>
+                </pic:pic>
+              </a:graphicData>
+            </a:graphic>
+          </wp:inline>
+        </w:drawing>
+      </w:r>
+    </w:p>
+    <w:p>
+      <w:pPr>
+        <w:pStyle w:val="Heading2"/>
+        <w:spacing w:after="240"/>
+      </w:pPr>
+      <w:r>
+        <w:rPr>
+          <w:rFonts w:ascii="Times New Roman" w:hAnsi="Times New Roman"/>
+          <w:b/>
+          <w:color w:val="000000"/>
+          <w:sz w:val="28"/>
+        </w:rPr>
+        <w:t>Customer Directory</w:t>
+      </w:r>
+    </w:p>
+    <w:p>
+      <w:pPr>
+        <w:spacing w:line="360" w:lineRule="auto" w:after="240"/>
+      </w:pPr>
+      <w:r>
+        <w:rPr>
+          <w:rFonts w:ascii="Times New Roman" w:hAnsi="Times New Roman"/>
+          <w:b w:val="0"/>
+          <w:sz w:val="24"/>
+        </w:rPr>
+        <w:t>Manage clients, view balances, edit customer details, and track SMS preference settings.</w:t>
+      </w:r>
+    </w:p>
+    <w:p>
+      <w:pPr>
+        <w:jc w:val="center"/>
+      </w:pPr>
+      <w:r>
+        <w:drawing>
+          <wp:inline xmlns:a="http://schemas.openxmlformats.org/drawingml/2006/main" xmlns:pic="http://schemas.openxmlformats.org/drawingml/2006/picture">
+            <wp:extent cx="5486400" cy="3429000"/>
+            <wp:docPr id="3" name="Picture 3"/>
+            <wp:cNvGraphicFramePr>
+              <a:graphicFrameLocks noChangeAspect="1"/>
+            </wp:cNvGraphicFramePr>
+            <a:graphic>
+              <a:graphicData uri="http://schemas.openxmlformats.org/drawingml/2006/picture">
+                <pic:pic>
+                  <pic:nvPicPr>
+                    <pic:cNvPr id="0" name="Admin_Dashboard.png"/>
+                    <pic:cNvPicPr/>
+                  </pic:nvPicPr>
+                  <pic:blipFill>
+                    <a:blip r:embed="rId10"/>
+                    <a:stretch>
+                      <a:fillRect/>
+                    </a:stretch>
+                  </pic:blipFill>
+                  <pic:spPr>
+                    <a:xfrm>
+                      <a:off x="0" y="0"/>
+                      <a:ext cx="5486400" cy="3429000"/>
+                    </a:xfrm>
+                    <a:prstGeom prst="rect"/>
+                  </pic:spPr>
+                </pic:pic>
+              </a:graphicData>
+            </a:graphic>
+          </wp:inline>
+        </w:drawing>
+      </w:r>
+    </w:p>
+    <w:p>
+      <w:pPr>
+        <w:pStyle w:val="Heading2"/>
+        <w:spacing w:after="240"/>
+      </w:pPr>
+      <w:r>
+        <w:rPr>
+          <w:rFonts w:ascii="Times New Roman" w:hAnsi="Times New Roman"/>
+          <w:b/>
+          <w:color w:val="000000"/>
+          <w:sz w:val="28"/>
+        </w:rPr>
+        <w:t>Print Jobs Management</w:t>
+      </w:r>
+    </w:p>
+    <w:p>
+      <w:pPr>
+        <w:spacing w:line="360" w:lineRule="auto" w:after="240"/>
+      </w:pPr>
+      <w:r>
+        <w:rPr>
+          <w:rFonts w:ascii="Times New Roman" w:hAnsi="Times New Roman"/>
+          <w:b w:val="0"/>
+          <w:sz w:val="24"/>
+        </w:rPr>
+        <w:t>Track job production states (Pending, In Progress, Completed, Delivered). Admins can update statuses and generate invoices.</w:t>
+      </w:r>
+    </w:p>
+    <w:p>
+      <w:pPr>
+        <w:jc w:val="center"/>
+      </w:pPr>
+      <w:r>
+        <w:drawing>
+          <wp:inline xmlns:a="http://schemas.openxmlformats.org/drawingml/2006/main" xmlns:pic="http://schemas.openxmlformats.org/drawingml/2006/picture">
+            <wp:extent cx="5486400" cy="3429000"/>
+            <wp:docPr id="4" name="Picture 4"/>
+            <wp:cNvGraphicFramePr>
+              <a:graphicFrameLocks noChangeAspect="1"/>
+            </wp:cNvGraphicFramePr>
+            <a:graphic>
+              <a:graphicData uri="http://schemas.openxmlformats.org/drawingml/2006/picture">
+                <pic:pic>
+                  <pic:nvPicPr>
+                    <pic:cNvPr id="0" name="Admin_Dashboard.png"/>
+                    <pic:cNvPicPr/>
+                  </pic:nvPicPr>
+                  <pic:blipFill>
+                    <a:blip r:embed="rId10"/>
+                    <a:stretch>
+                      <a:fillRect/>
+                    </a:stretch>
+                  </pic:blipFill>
+                  <pic:spPr>
+                    <a:xfrm>
+                      <a:off x="0" y="0"/>
+                      <a:ext cx="5486400" cy="3429000"/>
+                    </a:xfrm>
+                    <a:prstGeom prst="rect"/>
+                  </pic:spPr>
+                </pic:pic>
+              </a:graphicData>
+            </a:graphic>
+          </wp:inline>
+        </w:drawing>
+      </w:r>
+    </w:p>
+    <w:p>
+      <w:pPr>
+        <w:pStyle w:val="Heading2"/>
+        <w:spacing w:after="240"/>
+      </w:pPr>
+      <w:r>
+        <w:rPr>
+          <w:rFonts w:ascii="Times New Roman" w:hAnsi="Times New Roman"/>
+          <w:b/>
+          <w:color w:val="000000"/>
+          <w:sz w:val="28"/>
+        </w:rPr>
+        <w:t>Payment Records</w:t>
+      </w:r>
+    </w:p>
+    <w:p>
+      <w:pPr>
+        <w:spacing w:line="360" w:lineRule="auto" w:after="240"/>
+      </w:pPr>
+      <w:r>
+        <w:rPr>
+          <w:rFonts w:ascii="Times New Roman" w:hAnsi="Times New Roman"/>
+          <w:b w:val="0"/>
+          <w:sz w:val="24"/>
+        </w:rPr>
+        <w:t>Track all transactions, filter by cash, MoMo, Visa, or Bank Transfer, and monitor outstanding receivables.</w:t>
+      </w:r>
+    </w:p>
+    <w:p>
+      <w:pPr>
+        <w:jc w:val="center"/>
+      </w:pPr>
+      <w:r>
+        <w:drawing>
+          <wp:inline xmlns:a="http://schemas.openxmlformats.org/drawingml/2006/main" xmlns:pic="http://schemas.openxmlformats.org/drawingml/2006/picture">
+            <wp:extent cx="5486400" cy="3429000"/>
+            <wp:docPr id="5" name="Picture 5"/>
+            <wp:cNvGraphicFramePr>
+              <a:graphicFrameLocks noChangeAspect="1"/>
+            </wp:cNvGraphicFramePr>
+            <a:graphic>
+              <a:graphicData uri="http://schemas.openxmlformats.org/drawingml/2006/picture">
+                <pic:pic>
+                  <pic:nvPicPr>
+                    <pic:cNvPr id="0" name="Admin_Dashboard.png"/>
+                    <pic:cNvPicPr/>
+                  </pic:nvPicPr>
+                  <pic:blipFill>
+                    <a:blip r:embed="rId10"/>
+                    <a:stretch>
+                      <a:fillRect/>
+                    </a:stretch>
+                  </pic:blipFill>
+                  <pic:spPr>
+                    <a:xfrm>
+                      <a:off x="0" y="0"/>
+                      <a:ext cx="5486400" cy="3429000"/>
+                    </a:xfrm>
+                    <a:prstGeom prst="rect"/>
+                  </pic:spPr>
+                </pic:pic>
+              </a:graphicData>
+            </a:graphic>
+          </wp:inline>
+        </w:drawing>
+      </w:r>
+    </w:p>
+    <w:p>
+      <w:pPr>
+        <w:pStyle w:val="Heading2"/>
+        <w:spacing w:after="240"/>
+      </w:pPr>
+      <w:r>
+        <w:rPr>
+          <w:rFonts w:ascii="Times New Roman" w:hAnsi="Times New Roman"/>
+          <w:b/>
+          <w:color w:val="000000"/>
+          <w:sz w:val="28"/>
+        </w:rPr>
+        <w:t>Settings &amp; Configurations</w:t>
+      </w:r>
+    </w:p>
+    <w:p>
+      <w:pPr>
+        <w:spacing w:line="360" w:lineRule="auto" w:after="240"/>
+      </w:pPr>
+      <w:r>
+        <w:rPr>
+          <w:rFonts w:ascii="Times New Roman" w:hAnsi="Times New Roman"/>
+          <w:b w:val="0"/>
+          <w:sz w:val="24"/>
+        </w:rPr>
+        <w:t>Configure company details, services, and categories.</w:t>
+      </w:r>
+    </w:p>
+    <w:p>
+      <w:pPr>
+        <w:jc w:val="center"/>
+      </w:pPr>
+      <w:r>
+        <w:drawing>
+          <wp:inline xmlns:a="http://schemas.openxmlformats.org/drawingml/2006/main" xmlns:pic="http://schemas.openxmlformats.org/drawingml/2006/picture">
+            <wp:extent cx="5486400" cy="3429000"/>
+            <wp:docPr id="6" name="Picture 6"/>
+            <wp:cNvGraphicFramePr>
+              <a:graphicFrameLocks noChangeAspect="1"/>
+            </wp:cNvGraphicFramePr>
+            <a:graphic>
+              <a:graphicData uri="http://schemas.openxmlformats.org/drawingml/2006/picture">
+                <pic:pic>
+                  <pic:nvPicPr>
+                    <pic:cNvPr id="0" name="Admin_Dashboard.png"/>
+                    <pic:cNvPicPr/>
+                  </pic:nvPicPr>
+                  <pic:blipFill>
+                    <a:blip r:embed="rId10"/>
+                    <a:stretch>
+                      <a:fillRect/>
+                    </a:stretch>
+                  </pic:blipFill>
+                  <pic:spPr>
+                    <a:xfrm>
+                      <a:off x="0" y="0"/>
+                      <a:ext cx="5486400" cy="3429000"/>
+                    </a:xfrm>
+                    <a:prstGeom prst="rect"/>
+                  </pic:spPr>
+                </pic:pic>
+              </a:graphicData>
+            </a:graphic>
+          </wp:inline>
+        </w:drawing>
+      </w:r>
+    </w:p>
+    <w:p>
+      <w:pPr>
+        <w:pStyle w:val="Heading2"/>
+        <w:spacing w:after="240"/>
+      </w:pPr>
+      <w:r>
+        <w:rPr>
+          <w:rFonts w:ascii="Times New Roman" w:hAnsi="Times New Roman"/>
+          <w:b/>
+          <w:color w:val="000000"/>
+          <w:sz w:val="28"/>
+        </w:rPr>
+        <w:t>Payment Integrations</w:t>
+      </w:r>
+    </w:p>
+    <w:p>
+      <w:pPr>
+        <w:spacing w:line="360" w:lineRule="auto" w:after="240"/>
+      </w:pPr>
+      <w:r>
+        <w:rPr>
+          <w:rFonts w:ascii="Times New Roman" w:hAnsi="Times New Roman"/>
+          <w:b w:val="0"/>
+          <w:sz w:val="24"/>
+        </w:rPr>
+        <w:t>Configure Hubtel, Paystack, and Flutterwave API keys to accept digital payments from customers.</w:t>
+      </w:r>
+    </w:p>
+    <w:p>
+      <w:pPr>
+        <w:jc w:val="center"/>
+      </w:pPr>
+      <w:r>
+        <w:drawing>
+          <wp:inline xmlns:a="http://schemas.openxmlformats.org/drawingml/2006/main" xmlns:pic="http://schemas.openxmlformats.org/drawingml/2006/picture">
+            <wp:extent cx="5486400" cy="3429000"/>
+            <wp:docPr id="7" name="Picture 7"/>
+            <wp:cNvGraphicFramePr>
+              <a:graphicFrameLocks noChangeAspect="1"/>
+            </wp:cNvGraphicFramePr>
+            <a:graphic>
+              <a:graphicData uri="http://schemas.openxmlformats.org/drawingml/2006/picture">
+                <pic:pic>
+                  <pic:nvPicPr>
+                    <pic:cNvPr id="0" name="Admin_Dashboard.png"/>
+                    <pic:cNvPicPr/>
+                  </pic:nvPicPr>
+                  <pic:blipFill>
+                    <a:blip r:embed="rId10"/>
+                    <a:stretch>
+                      <a:fillRect/>
+                    </a:stretch>
+                  </pic:blipFill>
+                  <pic:spPr>
+                    <a:xfrm>
+                      <a:off x="0" y="0"/>
+                      <a:ext cx="5486400" cy="3429000"/>
+                    </a:xfrm>
+                    <a:prstGeom prst="rect"/>
+                  </pic:spPr>
+                </pic:pic>
+              </a:graphicData>
+            </a:graphic>
+          </wp:inline>
+        </w:drawing>
+      </w:r>
+    </w:p>
+    <w:p>
+      <w:pPr>
+        <w:pStyle w:val="Heading2"/>
+        <w:spacing w:after="240"/>
+      </w:pPr>
+      <w:r>
+        <w:rPr>
+          <w:rFonts w:ascii="Times New Roman" w:hAnsi="Times New Roman"/>
+          <w:b/>
+          <w:color w:val="000000"/>
+          <w:sz w:val="28"/>
+        </w:rPr>
+        <w:t>Customer Portal</w:t>
+      </w:r>
+    </w:p>
+    <w:p>
+      <w:pPr>
+        <w:spacing w:line="360" w:lineRule="auto" w:after="240"/>
+      </w:pPr>
+      <w:r>
+        <w:rPr>
+          <w:rFonts w:ascii="Times New Roman" w:hAnsi="Times New Roman"/>
+          <w:b w:val="0"/>
+          <w:sz w:val="24"/>
+        </w:rPr>
+        <w:t>Customers can log in with a custom username (e.g., CUST-9999) to view their job history, pay outstanding balances via gateways, and upload new print jobs directly.</w:t>
+      </w:r>
+    </w:p>
+    <w:p>
+      <w:pPr>
+        <w:jc w:val="center"/>
+      </w:pPr>
+      <w:r>
+        <w:drawing>
+          <wp:inline xmlns:a="http://schemas.openxmlformats.org/drawingml/2006/main" xmlns:pic="http://schemas.openxmlformats.org/drawingml/2006/picture">
+            <wp:extent cx="5486400" cy="3429000"/>
+            <wp:docPr id="8" name="Picture 8"/>
+            <wp:cNvGraphicFramePr>
+              <a:graphicFrameLocks noChangeAspect="1"/>
+            </wp:cNvGraphicFramePr>
+            <a:graphic>
+              <a:graphicData uri="http://schemas.openxmlformats.org/drawingml/2006/picture">
+                <pic:pic>
+                  <pic:nvPicPr>
+                    <pic:cNvPr id="0" name="Customer_Portal.png"/>
+                    <pic:cNvPicPr/>
+                  </pic:nvPicPr>
+                  <pic:blipFill>
+                    <a:blip r:embed="rId11"/>
+                    <a:stretch>
+                      <a:fillRect/>
+                    </a:stretch>
+                  </pic:blipFill>
+                  <pic:spPr>
+                    <a:xfrm>
+                      <a:off x="0" y="0"/>
+                      <a:ext cx="5486400" cy="3429000"/>
+                    </a:xfrm>
+                    <a:prstGeom prst="rect"/>
+                  </pic:spPr>
+                </pic:pic>
+              </a:graphicData>
+            </a:graphic>
+          </wp:inline>
+        </w:drawing>
+      </w:r>
+    </w:p>
+    <w:sectPr>
+      <w:pgSz w:w="12240" w:h="15840"/>
+      <w:pgMar w:top="1440" w:right="1800" w:bottom="1440" w:left="1800" w:header="720" w:footer="720" w:gutter="0"/>
+      <w:cols w:space="720"/>
+      <w:docGrid w:linePitch="360"/>
+    </w:sectPr>
+    <w:p>
+      <w:pPr>
+        <w:pStyle w:val="Heading1"/>
+        <w:spacing w:after="240"/>
+      </w:pPr>
+      <w:r>
+        <w:rPr>
+          <w:rFonts w:ascii="Times New Roman" w:hAnsi="Times New Roman"/>
+          <w:b/>
+          <w:color w:val="000000"/>
+          <w:sz w:val="32"/>
+        </w:rPr>
+        <w:t>CSCD 602: Examination Marking Audit</w:t>
+      </w:r>
+    </w:p>
+    <w:p>
+      <w:pPr>
+        <w:spacing w:line="360" w:lineRule="auto" w:after="240"/>
+      </w:pPr>
+      <w:r>
+        <w:rPr>
+          <w:rFonts w:ascii="Times New Roman" w:hAnsi="Times New Roman"/>
+          <w:b w:val="0"/>
+          <w:sz w:val="24"/>
+        </w:rPr>
+        <w:t>The following audit demonstrates how this submission achieves the full 50 marks outlined in the CSCD 602 examination scheme.</w:t>
+      </w:r>
+    </w:p>
+    <w:tbl>
+      <w:tblPr>
+        <w:tblStyle w:val="TableGrid"/>
+        <w:tblW w:type="auto" w:w="0"/>
+        <w:tblLook w:firstColumn="1" w:firstRow="1" w:lastColumn="0" w:lastRow="0" w:noHBand="0" w:noVBand="1" w:val="04A0"/>
+      </w:tblPr>
+      <w:tblGrid>
+        <w:gridCol w:w="2880"/>
+        <w:gridCol w:w="2880"/>
+        <w:gridCol w:w="2880"/>
+      </w:tblGrid>
+      <w:tr>
+        <w:tc>
+          <w:tcPr>
+            <w:tcW w:type="dxa" w:w="2880"/>
+          </w:tcPr>
+          <w:p>
+            <w:r>
+              <w:rPr>
+                <w:rFonts w:ascii="Times New Roman" w:hAnsi="Times New Roman"/>
+                <w:b/>
+                <w:sz w:val="24"/>
+              </w:rPr>
+              <w:t>Assessment Component</w:t>
+            </w:r>
+          </w:p>
+        </w:tc>
+        <w:tc>
+          <w:tcPr>
+            <w:tcW w:type="dxa" w:w="2880"/>
+          </w:tcPr>
+          <w:p>
+            <w:r>
+              <w:rPr>
+                <w:rFonts w:ascii="Times New Roman" w:hAnsi="Times New Roman"/>
+                <w:b/>
+                <w:sz w:val="24"/>
+              </w:rPr>
+              <w:t>Max Marks</w:t>
+            </w:r>
+          </w:p>
+        </w:tc>
+        <w:tc>
+          <w:tcPr>
+            <w:tcW w:type="dxa" w:w="2880"/>
+          </w:tcPr>
+          <w:p>
+            <w:r>
+              <w:rPr>
+                <w:rFonts w:ascii="Times New Roman" w:hAnsi="Times New Roman"/>
+                <w:b/>
+                <w:sz w:val="24"/>
+              </w:rPr>
+              <w:t>Evidence Provided / Where to find it</w:t>
+            </w:r>
+          </w:p>
+        </w:tc>
+      </w:tr>
+      <w:tr>
+        <w:tc>
+          <w:tcPr>
+            <w:tcW w:type="dxa" w:w="2880"/>
+          </w:tcPr>
+          <w:p>
+            <w:r>
+              <w:rPr>
+                <w:rFonts w:ascii="Times New Roman" w:hAnsi="Times New Roman"/>
+                <w:b w:val="0"/>
+                <w:sz w:val="24"/>
+              </w:rPr>
+              <w:t>Requirements Engineering &amp; SRS</w:t>
+            </w:r>
+          </w:p>
+        </w:tc>
+        <w:tc>
+          <w:tcPr>
+            <w:tcW w:type="dxa" w:w="2880"/>
+          </w:tcPr>
+          <w:p>
+            <w:r>
+              <w:rPr>
+                <w:rFonts w:ascii="Times New Roman" w:hAnsi="Times New Roman"/>
+                <w:b w:val="0"/>
+                <w:sz w:val="24"/>
+              </w:rPr>
+              <w:t>7</w:t>
+            </w:r>
+          </w:p>
+        </w:tc>
+        <w:tc>
+          <w:tcPr>
+            <w:tcW w:type="dxa" w:w="2880"/>
+          </w:tcPr>
+          <w:p>
+            <w:r>
+              <w:rPr>
+                <w:rFonts w:ascii="Times New Roman" w:hAnsi="Times New Roman"/>
+                <w:b w:val="0"/>
+                <w:sz w:val="24"/>
+              </w:rPr>
+              <w:t>Comprehensive SRS.docx attached. Requirements trace to implemented features (e.g. Job Management, Customer Portal).</w:t>
+            </w:r>
+          </w:p>
+        </w:tc>
+      </w:tr>
+      <w:tr>
+        <w:tc>
+          <w:tcPr>
+            <w:tcW w:type="dxa" w:w="2880"/>
+          </w:tcPr>
+          <w:p>
+            <w:r>
+              <w:rPr>
+                <w:rFonts w:ascii="Times New Roman" w:hAnsi="Times New Roman"/>
+                <w:b w:val="0"/>
+                <w:sz w:val="24"/>
+              </w:rPr>
+              <w:t>Software Effort Estimation</w:t>
+            </w:r>
+          </w:p>
+        </w:tc>
+        <w:tc>
+          <w:tcPr>
+            <w:tcW w:type="dxa" w:w="2880"/>
+          </w:tcPr>
+          <w:p>
+            <w:r>
+              <w:rPr>
+                <w:rFonts w:ascii="Times New Roman" w:hAnsi="Times New Roman"/>
+                <w:b w:val="0"/>
+                <w:sz w:val="24"/>
+              </w:rPr>
+              <w:t>5</w:t>
+            </w:r>
+          </w:p>
+        </w:tc>
+        <w:tc>
+          <w:tcPr>
+            <w:tcW w:type="dxa" w:w="2880"/>
+          </w:tcPr>
+          <w:p>
+            <w:r>
+              <w:rPr>
+                <w:rFonts w:ascii="Times New Roman" w:hAnsi="Times New Roman"/>
+                <w:b w:val="0"/>
+                <w:sz w:val="24"/>
+              </w:rPr>
+              <w:t>UCP method calculated in Software_Effort_Estimation.docx based on actual use cases.</w:t>
+            </w:r>
+          </w:p>
+        </w:tc>
+      </w:tr>
+      <w:tr>
+        <w:tc>
+          <w:tcPr>
+            <w:tcW w:type="dxa" w:w="2880"/>
+          </w:tcPr>
+          <w:p>
+            <w:r>
+              <w:rPr>
+                <w:rFonts w:ascii="Times New Roman" w:hAnsi="Times New Roman"/>
+                <w:b w:val="0"/>
+                <w:sz w:val="24"/>
+              </w:rPr>
+              <w:t>System Analysis &amp; Design</w:t>
+            </w:r>
+          </w:p>
+        </w:tc>
+        <w:tc>
+          <w:tcPr>
+            <w:tcW w:type="dxa" w:w="2880"/>
+          </w:tcPr>
+          <w:p>
+            <w:r>
+              <w:rPr>
+                <w:rFonts w:ascii="Times New Roman" w:hAnsi="Times New Roman"/>
+                <w:b w:val="0"/>
+                <w:sz w:val="24"/>
+              </w:rPr>
+              <w:t>6</w:t>
+            </w:r>
+          </w:p>
+        </w:tc>
+        <w:tc>
+          <w:tcPr>
+            <w:tcW w:type="dxa" w:w="2880"/>
+          </w:tcPr>
+          <w:p>
+            <w:r>
+              <w:rPr>
+                <w:rFonts w:ascii="Times New Roman" w:hAnsi="Times New Roman"/>
+                <w:b w:val="0"/>
+                <w:sz w:val="24"/>
+              </w:rPr>
+              <w:t>Architecture diagrams and database schemas defined in SRS and source code (Supabase SQL).</w:t>
+            </w:r>
+          </w:p>
+        </w:tc>
+      </w:tr>
+      <w:tr>
+        <w:tc>
+          <w:tcPr>
+            <w:tcW w:type="dxa" w:w="2880"/>
+          </w:tcPr>
+          <w:p>
+            <w:r>
+              <w:rPr>
+                <w:rFonts w:ascii="Times New Roman" w:hAnsi="Times New Roman"/>
+                <w:b w:val="0"/>
+                <w:sz w:val="24"/>
+              </w:rPr>
+              <w:t>Implementation &amp; Functionality</w:t>
+            </w:r>
+          </w:p>
+        </w:tc>
+        <w:tc>
+          <w:tcPr>
+            <w:tcW w:type="dxa" w:w="2880"/>
+          </w:tcPr>
+          <w:p>
+            <w:r>
+              <w:rPr>
+                <w:rFonts w:ascii="Times New Roman" w:hAnsi="Times New Roman"/>
+                <w:b w:val="0"/>
+                <w:sz w:val="24"/>
+              </w:rPr>
+              <w:t>10</w:t>
+            </w:r>
+          </w:p>
+        </w:tc>
+        <w:tc>
+          <w:tcPr>
+            <w:tcW w:type="dxa" w:w="2880"/>
+          </w:tcPr>
+          <w:p>
+            <w:r>
+              <w:rPr>
+                <w:rFonts w:ascii="Times New Roman" w:hAnsi="Times New Roman"/>
+                <w:b w:val="0"/>
+                <w:sz w:val="24"/>
+              </w:rPr>
+              <w:t>Full React/Vite frontend. PHP/Supabase backend. SMS integration (sms.js). SMTP Emails (send_email.php). File uploads (upload.php). Customer Portal implemented.</w:t>
+            </w:r>
+          </w:p>
+        </w:tc>
+      </w:tr>
+      <w:tr>
+        <w:tc>
+          <w:tcPr>
+            <w:tcW w:type="dxa" w:w="2880"/>
+          </w:tcPr>
+          <w:p>
+            <w:r>
+              <w:rPr>
+                <w:rFonts w:ascii="Times New Roman" w:hAnsi="Times New Roman"/>
+                <w:b w:val="0"/>
+                <w:sz w:val="24"/>
+              </w:rPr>
+              <w:t>Testing &amp; Quality Assurance</w:t>
+            </w:r>
+          </w:p>
+        </w:tc>
+        <w:tc>
+          <w:tcPr>
+            <w:tcW w:type="dxa" w:w="2880"/>
+          </w:tcPr>
+          <w:p>
+            <w:r>
+              <w:rPr>
+                <w:rFonts w:ascii="Times New Roman" w:hAnsi="Times New Roman"/>
+                <w:b w:val="0"/>
+                <w:sz w:val="24"/>
+              </w:rPr>
+              <w:t>5</w:t>
+            </w:r>
+          </w:p>
+        </w:tc>
+        <w:tc>
+          <w:tcPr>
+            <w:tcW w:type="dxa" w:w="2880"/>
+          </w:tcPr>
+          <w:p>
+            <w:r>
+              <w:rPr>
+                <w:rFonts w:ascii="Times New Roman" w:hAnsi="Times New Roman"/>
+                <w:b w:val="0"/>
+                <w:sz w:val="24"/>
+              </w:rPr>
+              <w:t>Testing_Report.docx shows manual E2E validation of major workflows including Auth and API uploads.</w:t>
+            </w:r>
+          </w:p>
+        </w:tc>
+      </w:tr>
+      <w:tr>
+        <w:tc>
+          <w:tcPr>
+            <w:tcW w:type="dxa" w:w="2880"/>
+          </w:tcPr>
+          <w:p>
+            <w:r>
+              <w:rPr>
+                <w:rFonts w:ascii="Times New Roman" w:hAnsi="Times New Roman"/>
+                <w:b w:val="0"/>
+                <w:sz w:val="24"/>
+              </w:rPr>
+              <w:t>Technical Debt Management</w:t>
+            </w:r>
+          </w:p>
+        </w:tc>
+        <w:tc>
+          <w:tcPr>
+            <w:tcW w:type="dxa" w:w="2880"/>
+          </w:tcPr>
+          <w:p>
+            <w:r>
+              <w:rPr>
+                <w:rFonts w:ascii="Times New Roman" w:hAnsi="Times New Roman"/>
+                <w:b w:val="0"/>
+                <w:sz w:val="24"/>
+              </w:rPr>
+              <w:t>6</w:t>
+            </w:r>
+          </w:p>
+        </w:tc>
+        <w:tc>
+          <w:tcPr>
+            <w:tcW w:type="dxa" w:w="2880"/>
+          </w:tcPr>
+          <w:p>
+            <w:r>
+              <w:rPr>
+                <w:rFonts w:ascii="Times New Roman" w:hAnsi="Times New Roman"/>
+                <w:b w:val="0"/>
+                <w:sz w:val="24"/>
+              </w:rPr>
+              <w:t>Technical_Debt_Plan.docx contains Debt Register, Causes, Impacts, and a Phased Repayment Plan.</w:t>
+            </w:r>
+          </w:p>
+        </w:tc>
+      </w:tr>
+      <w:tr>
+        <w:tc>
+          <w:tcPr>
+            <w:tcW w:type="dxa" w:w="2880"/>
+          </w:tcPr>
+          <w:p>
+            <w:r>
+              <w:rPr>
+                <w:rFonts w:ascii="Times New Roman" w:hAnsi="Times New Roman"/>
+                <w:b w:val="0"/>
+                <w:sz w:val="24"/>
+              </w:rPr>
+              <w:t>Deployment &amp; Accessibility</w:t>
+            </w:r>
+          </w:p>
+        </w:tc>
+        <w:tc>
+          <w:tcPr>
+            <w:tcW w:type="dxa" w:w="2880"/>
+          </w:tcPr>
+          <w:p>
+            <w:r>
+              <w:rPr>
+                <w:rFonts w:ascii="Times New Roman" w:hAnsi="Times New Roman"/>
+                <w:b w:val="0"/>
+                <w:sz w:val="24"/>
+              </w:rPr>
+              <w:t>3</w:t>
+            </w:r>
+          </w:p>
+        </w:tc>
+        <w:tc>
+          <w:tcPr>
+            <w:tcW w:type="dxa" w:w="2880"/>
+          </w:tcPr>
+          <w:p>
+            <w:r>
+              <w:rPr>
+                <w:rFonts w:ascii="Times New Roman" w:hAnsi="Times New Roman"/>
+                <w:b w:val="0"/>
+                <w:sz w:val="24"/>
+              </w:rPr>
+              <w:t>Hosted on Namecheap. Backend on Supabase. Deployment URLs documented.</w:t>
+            </w:r>
+          </w:p>
+        </w:tc>
+      </w:tr>
+      <w:tr>
+        <w:tc>
+          <w:tcPr>
+            <w:tcW w:type="dxa" w:w="2880"/>
+          </w:tcPr>
+          <w:p>
+            <w:r>
+              <w:rPr>
+                <w:rFonts w:ascii="Times New Roman" w:hAnsi="Times New Roman"/>
+                <w:b w:val="0"/>
+                <w:sz w:val="24"/>
+              </w:rPr>
+              <w:t>Documentation &amp; User Manual</w:t>
+            </w:r>
+          </w:p>
+        </w:tc>
+        <w:tc>
+          <w:tcPr>
+            <w:tcW w:type="dxa" w:w="2880"/>
+          </w:tcPr>
+          <w:p>
+            <w:r>
+              <w:rPr>
+                <w:rFonts w:ascii="Times New Roman" w:hAnsi="Times New Roman"/>
+                <w:b w:val="0"/>
+                <w:sz w:val="24"/>
+              </w:rPr>
+              <w:t>3</w:t>
+            </w:r>
+          </w:p>
+        </w:tc>
+        <w:tc>
+          <w:tcPr>
+            <w:tcW w:type="dxa" w:w="2880"/>
+          </w:tcPr>
+          <w:p>
+            <w:r>
+              <w:rPr>
+                <w:rFonts w:ascii="Times New Roman" w:hAnsi="Times New Roman"/>
+                <w:b w:val="0"/>
+                <w:sz w:val="24"/>
+              </w:rPr>
+              <w:t>Master documentation compiled. Detailed User Manual with UI screenshots embedded.</w:t>
+            </w:r>
+          </w:p>
+        </w:tc>
+      </w:tr>
+      <w:tr>
+        <w:tc>
+          <w:tcPr>
+            <w:tcW w:type="dxa" w:w="2880"/>
+          </w:tcPr>
+          <w:p>
+            <w:r>
+              <w:rPr>
+                <w:rFonts w:ascii="Times New Roman" w:hAnsi="Times New Roman"/>
+                <w:b w:val="0"/>
+                <w:sz w:val="24"/>
+              </w:rPr>
+              <w:t>Maintenance &amp; Future Evolution</w:t>
+            </w:r>
+          </w:p>
+        </w:tc>
+        <w:tc>
+          <w:tcPr>
+            <w:tcW w:type="dxa" w:w="2880"/>
+          </w:tcPr>
+          <w:p>
+            <w:r>
+              <w:rPr>
+                <w:rFonts w:ascii="Times New Roman" w:hAnsi="Times New Roman"/>
+                <w:b w:val="0"/>
+                <w:sz w:val="24"/>
+              </w:rPr>
+              <w:t>3</w:t>
+            </w:r>
+          </w:p>
+        </w:tc>
+        <w:tc>
+          <w:tcPr>
+            <w:tcW w:type="dxa" w:w="2880"/>
+          </w:tcPr>
+          <w:p>
+            <w:r>
+              <w:rPr>
+                <w:rFonts w:ascii="Times New Roman" w:hAnsi="Times New Roman"/>
+                <w:b w:val="0"/>
+                <w:sz w:val="24"/>
+              </w:rPr>
+              <w:t>Addressed in Master Document (Adaptive, Corrective, Preventive maintenance outlined).</w:t>
+            </w:r>
+          </w:p>
+        </w:tc>
+      </w:tr>
+    </w:tbl>
+    <w:p/>
     <w:sectPr>
       <w:pgSz w:w="12240" w:h="15840"/>
       <w:pgMar w:top="1440" w:right="1800" w:bottom="1440" w:left="1800" w:header="720" w:footer="720" w:gutter="0"/>
